--- a/KHBD_Tin_học/Lớp_5/Tuần_08/KHBD_Tin_hoc_Lớp_5_Tiet08_Bai_4_Cay_thu_muc_Tiet_2.docx
+++ b/KHBD_Tin_học/Lớp_5/Tuần_08/KHBD_Tin_hoc_Lớp_5_Tiet08_Bai_4_Cay_thu_muc_Tiet_2.docx
@@ -35,10 +35,15 @@
               <w:spacing w:line="360" w:lineRule="auto" w:after="40"/>
               <w:jc w:val="left"/>
             </w:pPr>
-            <w:r/>
-            <w:r>
-              <w:rPr>
-                <w:rFonts w:ascii="Times New Roman" w:hAnsi="Times New Roman" w:eastAsia="Times New Roman"/>
+            <w:r>
+              <w:rPr>
+                <w:rFonts w:ascii="Times New Roman" w:hAnsi="Times New Roman" w:cs="Times New Roman"/>
+                <w:sz w:val="26"/>
+              </w:rPr>
+            </w:r>
+            <w:r>
+              <w:rPr>
+                <w:rFonts w:ascii="Times New Roman" w:hAnsi="Times New Roman" w:eastAsia="Times New Roman" w:cs="Times New Roman"/>
                 <w:b/>
                 <w:i w:val="0"/>
                 <w:sz w:val="26"/>
@@ -62,10 +67,15 @@
               <w:spacing w:line="360" w:lineRule="auto" w:after="40"/>
               <w:jc w:val="left"/>
             </w:pPr>
-            <w:r/>
-            <w:r>
-              <w:rPr>
-                <w:rFonts w:ascii="Times New Roman" w:hAnsi="Times New Roman" w:eastAsia="Times New Roman"/>
+            <w:r>
+              <w:rPr>
+                <w:rFonts w:ascii="Times New Roman" w:hAnsi="Times New Roman" w:cs="Times New Roman"/>
+                <w:sz w:val="26"/>
+              </w:rPr>
+            </w:r>
+            <w:r>
+              <w:rPr>
+                <w:rFonts w:ascii="Times New Roman" w:hAnsi="Times New Roman" w:eastAsia="Times New Roman" w:cs="Times New Roman"/>
                 <w:b w:val="0"/>
                 <w:i w:val="0"/>
                 <w:sz w:val="26"/>
@@ -91,10 +101,15 @@
               <w:spacing w:line="360" w:lineRule="auto" w:after="40"/>
               <w:jc w:val="left"/>
             </w:pPr>
-            <w:r/>
-            <w:r>
-              <w:rPr>
-                <w:rFonts w:ascii="Times New Roman" w:hAnsi="Times New Roman" w:eastAsia="Times New Roman"/>
+            <w:r>
+              <w:rPr>
+                <w:rFonts w:ascii="Times New Roman" w:hAnsi="Times New Roman" w:cs="Times New Roman"/>
+                <w:sz w:val="26"/>
+              </w:rPr>
+            </w:r>
+            <w:r>
+              <w:rPr>
+                <w:rFonts w:ascii="Times New Roman" w:hAnsi="Times New Roman" w:eastAsia="Times New Roman" w:cs="Times New Roman"/>
                 <w:b w:val="0"/>
                 <w:i w:val="0"/>
                 <w:sz w:val="26"/>
@@ -118,10 +133,15 @@
               <w:spacing w:line="360" w:lineRule="auto" w:after="40"/>
               <w:jc w:val="left"/>
             </w:pPr>
-            <w:r/>
-            <w:r>
-              <w:rPr>
-                <w:rFonts w:ascii="Times New Roman" w:hAnsi="Times New Roman" w:eastAsia="Times New Roman"/>
+            <w:r>
+              <w:rPr>
+                <w:rFonts w:ascii="Times New Roman" w:hAnsi="Times New Roman" w:cs="Times New Roman"/>
+                <w:sz w:val="26"/>
+              </w:rPr>
+            </w:r>
+            <w:r>
+              <w:rPr>
+                <w:rFonts w:ascii="Times New Roman" w:hAnsi="Times New Roman" w:eastAsia="Times New Roman" w:cs="Times New Roman"/>
                 <w:b w:val="0"/>
                 <w:i w:val="0"/>
                 <w:sz w:val="26"/>
@@ -136,7 +156,7 @@
             </w:pPr>
             <w:r>
               <w:rPr>
-                <w:rFonts w:ascii="Times New Roman" w:hAnsi="Times New Roman" w:eastAsia="Times New Roman"/>
+                <w:rFonts w:ascii="Times New Roman" w:hAnsi="Times New Roman" w:eastAsia="Times New Roman" w:cs="Times New Roman"/>
                 <w:b w:val="0"/>
                 <w:i w:val="0"/>
                 <w:sz w:val="26"/>
@@ -151,7 +171,7 @@
             </w:pPr>
             <w:r>
               <w:rPr>
-                <w:rFonts w:ascii="Times New Roman" w:hAnsi="Times New Roman" w:eastAsia="Times New Roman"/>
+                <w:rFonts w:ascii="Times New Roman" w:hAnsi="Times New Roman" w:eastAsia="Times New Roman" w:cs="Times New Roman"/>
                 <w:b w:val="0"/>
                 <w:i w:val="0"/>
                 <w:sz w:val="26"/>
@@ -169,10 +189,10 @@
       </w:pPr>
       <w:r>
         <w:rPr>
-          <w:rFonts w:ascii="Times New Roman" w:hAnsi="Times New Roman" w:eastAsia="Times New Roman"/>
+          <w:rFonts w:ascii="Times New Roman" w:hAnsi="Times New Roman" w:eastAsia="Times New Roman" w:cs="Times New Roman"/>
           <w:b/>
           <w:i w:val="0"/>
-          <w:sz w:val="28"/>
+          <w:sz w:val="26"/>
         </w:rPr>
         <w:t>KẾ HOẠCH DẠY HỌC MÔN TIN HỌC</w:t>
       </w:r>
@@ -184,7 +204,7 @@
       </w:pPr>
       <w:r>
         <w:rPr>
-          <w:rFonts w:ascii="Times New Roman" w:hAnsi="Times New Roman" w:eastAsia="Times New Roman"/>
+          <w:rFonts w:ascii="Times New Roman" w:hAnsi="Times New Roman" w:eastAsia="Times New Roman" w:cs="Times New Roman"/>
           <w:b/>
           <w:i w:val="0"/>
           <w:sz w:val="26"/>
@@ -206,7 +226,7 @@
       </w:pPr>
       <w:r>
         <w:rPr>
-          <w:rFonts w:ascii="Times New Roman" w:hAnsi="Times New Roman" w:eastAsia="Times New Roman"/>
+          <w:rFonts w:ascii="Times New Roman" w:hAnsi="Times New Roman" w:eastAsia="Times New Roman" w:cs="Times New Roman"/>
           <w:b/>
           <w:i w:val="0"/>
           <w:sz w:val="26"/>
@@ -222,7 +242,7 @@
       </w:pPr>
       <w:r>
         <w:rPr>
-          <w:rFonts w:ascii="Times New Roman" w:hAnsi="Times New Roman" w:eastAsia="Times New Roman"/>
+          <w:rFonts w:ascii="Times New Roman" w:hAnsi="Times New Roman" w:eastAsia="Times New Roman" w:cs="Times New Roman"/>
           <w:b w:val="0"/>
           <w:i w:val="0"/>
           <w:sz w:val="26"/>
@@ -238,7 +258,7 @@
       </w:pPr>
       <w:r>
         <w:rPr>
-          <w:rFonts w:ascii="Times New Roman" w:hAnsi="Times New Roman" w:eastAsia="Times New Roman"/>
+          <w:rFonts w:ascii="Times New Roman" w:hAnsi="Times New Roman" w:eastAsia="Times New Roman" w:cs="Times New Roman"/>
           <w:b w:val="0"/>
           <w:i w:val="0"/>
           <w:sz w:val="26"/>
@@ -254,7 +274,7 @@
       </w:pPr>
       <w:r>
         <w:rPr>
-          <w:rFonts w:ascii="Times New Roman" w:hAnsi="Times New Roman" w:eastAsia="Times New Roman"/>
+          <w:rFonts w:ascii="Times New Roman" w:hAnsi="Times New Roman" w:eastAsia="Times New Roman" w:cs="Times New Roman"/>
           <w:b w:val="0"/>
           <w:i w:val="0"/>
           <w:sz w:val="26"/>
@@ -270,7 +290,7 @@
       </w:pPr>
       <w:r>
         <w:rPr>
-          <w:rFonts w:ascii="Times New Roman" w:hAnsi="Times New Roman" w:eastAsia="Times New Roman"/>
+          <w:rFonts w:ascii="Times New Roman" w:hAnsi="Times New Roman" w:eastAsia="Times New Roman" w:cs="Times New Roman"/>
           <w:b/>
           <w:i w:val="0"/>
           <w:sz w:val="26"/>
@@ -286,13 +306,21 @@
       </w:pPr>
       <w:r>
         <w:rPr>
-          <w:rFonts w:ascii="Times New Roman" w:hAnsi="Times New Roman" w:eastAsia="Times New Roman"/>
+          <w:rFonts w:ascii="Times New Roman" w:hAnsi="Times New Roman" w:eastAsia="Times New Roman" w:cs="Times New Roman"/>
           <w:b w:val="0"/>
           <w:i w:val="0"/>
           <w:sz w:val="26"/>
         </w:rPr>
         <w:t>- Chăm chỉ: Hăng hái tham gia hoạt động tìm hiểu bài học, kiên trì thực hành theo hướng dẫn. (Đạt được thông qua Hoạt động 2, Hoạt động 3)</w:t>
       </w:r>
+      <w:r>
+        <w:rPr>
+          <w:rFonts w:ascii="Times New Roman" w:hAnsi="Times New Roman" w:cs="Times New Roman"/>
+          <w:i/>
+          <w:sz w:val="26"/>
+        </w:rPr>
+        <w:t xml:space="preserve"> (Trang SGK: 21 - 23 (Kết nối tri thức))</w:t>
+      </w:r>
     </w:p>
     <w:p>
       <w:pPr>
@@ -302,7 +330,7 @@
       </w:pPr>
       <w:r>
         <w:rPr>
-          <w:rFonts w:ascii="Times New Roman" w:hAnsi="Times New Roman" w:eastAsia="Times New Roman"/>
+          <w:rFonts w:ascii="Times New Roman" w:hAnsi="Times New Roman" w:eastAsia="Times New Roman" w:cs="Times New Roman"/>
           <w:b w:val="0"/>
           <w:i w:val="0"/>
           <w:sz w:val="26"/>
@@ -318,7 +346,7 @@
       </w:pPr>
       <w:r>
         <w:rPr>
-          <w:rFonts w:ascii="Times New Roman" w:hAnsi="Times New Roman" w:eastAsia="Times New Roman"/>
+          <w:rFonts w:ascii="Times New Roman" w:hAnsi="Times New Roman" w:eastAsia="Times New Roman" w:cs="Times New Roman"/>
           <w:b w:val="0"/>
           <w:i w:val="0"/>
           <w:sz w:val="26"/>
@@ -334,7 +362,7 @@
       </w:pPr>
       <w:r>
         <w:rPr>
-          <w:rFonts w:ascii="Times New Roman" w:hAnsi="Times New Roman" w:eastAsia="Times New Roman"/>
+          <w:rFonts w:ascii="Times New Roman" w:hAnsi="Times New Roman" w:eastAsia="Times New Roman" w:cs="Times New Roman"/>
           <w:b/>
           <w:i w:val="0"/>
           <w:sz w:val="26"/>
@@ -350,7 +378,7 @@
       </w:pPr>
       <w:r>
         <w:rPr>
-          <w:rFonts w:ascii="Times New Roman" w:hAnsi="Times New Roman" w:eastAsia="Times New Roman"/>
+          <w:rFonts w:ascii="Times New Roman" w:hAnsi="Times New Roman" w:eastAsia="Times New Roman" w:cs="Times New Roman"/>
           <w:b/>
           <w:i w:val="0"/>
           <w:sz w:val="26"/>
@@ -366,7 +394,7 @@
       </w:pPr>
       <w:r>
         <w:rPr>
-          <w:rFonts w:ascii="Times New Roman" w:hAnsi="Times New Roman" w:eastAsia="Times New Roman"/>
+          <w:rFonts w:ascii="Times New Roman" w:hAnsi="Times New Roman" w:eastAsia="Times New Roman" w:cs="Times New Roman"/>
           <w:b w:val="0"/>
           <w:i w:val="0"/>
           <w:sz w:val="26"/>
@@ -382,7 +410,7 @@
       </w:pPr>
       <w:r>
         <w:rPr>
-          <w:rFonts w:ascii="Times New Roman" w:hAnsi="Times New Roman" w:eastAsia="Times New Roman"/>
+          <w:rFonts w:ascii="Times New Roman" w:hAnsi="Times New Roman" w:eastAsia="Times New Roman" w:cs="Times New Roman"/>
           <w:b w:val="0"/>
           <w:i w:val="0"/>
           <w:sz w:val="26"/>
@@ -398,7 +426,7 @@
       </w:pPr>
       <w:r>
         <w:rPr>
-          <w:rFonts w:ascii="Times New Roman" w:hAnsi="Times New Roman" w:eastAsia="Times New Roman"/>
+          <w:rFonts w:ascii="Times New Roman" w:hAnsi="Times New Roman" w:eastAsia="Times New Roman" w:cs="Times New Roman"/>
           <w:b/>
           <w:i w:val="0"/>
           <w:sz w:val="26"/>
@@ -414,7 +442,7 @@
       </w:pPr>
       <w:r>
         <w:rPr>
-          <w:rFonts w:ascii="Times New Roman" w:hAnsi="Times New Roman" w:eastAsia="Times New Roman"/>
+          <w:rFonts w:ascii="Times New Roman" w:hAnsi="Times New Roman" w:eastAsia="Times New Roman" w:cs="Times New Roman"/>
           <w:b w:val="0"/>
           <w:i w:val="0"/>
           <w:sz w:val="26"/>
@@ -430,7 +458,7 @@
       </w:pPr>
       <w:r>
         <w:rPr>
-          <w:rFonts w:ascii="Times New Roman" w:hAnsi="Times New Roman" w:eastAsia="Times New Roman"/>
+          <w:rFonts w:ascii="Times New Roman" w:hAnsi="Times New Roman" w:eastAsia="Times New Roman" w:cs="Times New Roman"/>
           <w:b/>
           <w:i w:val="0"/>
           <w:sz w:val="26"/>
@@ -446,7 +474,7 @@
       </w:pPr>
       <w:r>
         <w:rPr>
-          <w:rFonts w:ascii="Times New Roman" w:hAnsi="Times New Roman" w:eastAsia="Times New Roman"/>
+          <w:rFonts w:ascii="Times New Roman" w:hAnsi="Times New Roman" w:eastAsia="Times New Roman" w:cs="Times New Roman"/>
           <w:b w:val="0"/>
           <w:i w:val="0"/>
           <w:sz w:val="26"/>
@@ -462,7 +490,7 @@
       </w:pPr>
       <w:r>
         <w:rPr>
-          <w:rFonts w:ascii="Times New Roman" w:hAnsi="Times New Roman" w:eastAsia="Times New Roman"/>
+          <w:rFonts w:ascii="Times New Roman" w:hAnsi="Times New Roman" w:eastAsia="Times New Roman" w:cs="Times New Roman"/>
           <w:b w:val="0"/>
           <w:i w:val="0"/>
           <w:sz w:val="26"/>
@@ -472,13 +500,87 @@
     </w:p>
     <w:p>
       <w:pPr>
+        <w:spacing w:before="80" w:after="40"/>
+        <w:ind w:left="360" w:firstLine="0"/>
+      </w:pPr>
+      <w:r>
+        <w:rPr>
+          <w:rFonts w:ascii="Times New Roman" w:hAnsi="Times New Roman" w:cs="Times New Roman"/>
+          <w:b/>
+          <w:sz w:val="26"/>
+        </w:rPr>
+        <w:t>2.4. Năng lực Trí tuệ nhân tạo (AI) được phát triển:</w:t>
+      </w:r>
+    </w:p>
+    <w:p>
+      <w:pPr>
+        <w:spacing w:before="40" w:after="40"/>
+        <w:ind w:left="720" w:hanging="360"/>
+      </w:pPr>
+      <w:r>
+        <w:rPr>
+          <w:rFonts w:ascii="Times New Roman" w:hAnsi="Times New Roman" w:cs="Times New Roman"/>
+          <w:b w:val="0"/>
+          <w:sz w:val="26"/>
+        </w:rPr>
+        <w:t xml:space="preserve">- </w:t>
+      </w:r>
+      <w:r>
+        <w:rPr>
+          <w:rFonts w:ascii="Times New Roman" w:hAnsi="Times New Roman" w:cs="Times New Roman"/>
+          <w:b/>
+          <w:sz w:val="26"/>
+        </w:rPr>
+        <w:t xml:space="preserve">5.C1.1: </w:t>
+      </w:r>
+      <w:r>
+        <w:rPr>
+          <w:rFonts w:ascii="Times New Roman" w:hAnsi="Times New Roman" w:cs="Times New Roman"/>
+          <w:b w:val="0"/>
+          <w:sz w:val="26"/>
+        </w:rPr>
+        <w:t>Sử dụng công cụ tìm kiếm tệp và thư mục trên máy tính dựa trên tên hoặc phần mở rộng (Đạt được thông qua Hoạt động 2, Hoạt động 3).</w:t>
+      </w:r>
+    </w:p>
+    <w:p>
+      <w:pPr>
+        <w:spacing w:before="40" w:after="40"/>
+        <w:ind w:left="720" w:hanging="360"/>
+      </w:pPr>
+      <w:r>
+        <w:rPr>
+          <w:rFonts w:ascii="Times New Roman" w:hAnsi="Times New Roman" w:cs="Times New Roman"/>
+          <w:b w:val="0"/>
+          <w:sz w:val="26"/>
+        </w:rPr>
+        <w:t xml:space="preserve">- </w:t>
+      </w:r>
+      <w:r>
+        <w:rPr>
+          <w:rFonts w:ascii="Times New Roman" w:hAnsi="Times New Roman" w:cs="Times New Roman"/>
+          <w:b/>
+          <w:sz w:val="26"/>
+        </w:rPr>
+        <w:t xml:space="preserve">5.A1.1: </w:t>
+      </w:r>
+      <w:r>
+        <w:rPr>
+          <w:rFonts w:ascii="Times New Roman" w:hAnsi="Times New Roman" w:cs="Times New Roman"/>
+          <w:b w:val="0"/>
+          <w:sz w:val="26"/>
+        </w:rPr>
+        <w:t>Hình thành kỹ năng quản lý dữ liệu cá nhân ngăn nắp, an toàn trong môi trường số (Đạt được thông qua Hoạt động 3, Hoạt động 4).</w:t>
+      </w:r>
+    </w:p>
+    <w:p>
+      <w:pPr>
         <w:spacing w:line="360" w:lineRule="auto" w:after="60" w:before="0"/>
         <w:ind w:firstLine="0"/>
         <w:jc w:val="both"/>
       </w:pPr>
       <w:r>
         <w:rPr>
-          <w:rFonts w:ascii="Times New Roman" w:hAnsi="Times New Roman" w:eastAsia="Times New Roman"/>
+          <w:rFonts w:ascii="Times New Roman" w:hAnsi="Times New Roman" w:eastAsia="Times New Roman" w:cs="Times New Roman"/>
           <w:b/>
           <w:i w:val="0"/>
           <w:sz w:val="26"/>
@@ -494,7 +596,7 @@
       </w:pPr>
       <w:r>
         <w:rPr>
-          <w:rFonts w:ascii="Times New Roman" w:hAnsi="Times New Roman" w:eastAsia="Times New Roman"/>
+          <w:rFonts w:ascii="Times New Roman" w:hAnsi="Times New Roman" w:eastAsia="Times New Roman" w:cs="Times New Roman"/>
           <w:b w:val="0"/>
           <w:i w:val="0"/>
           <w:sz w:val="26"/>
@@ -510,7 +612,7 @@
       </w:pPr>
       <w:r>
         <w:rPr>
-          <w:rFonts w:ascii="Times New Roman" w:hAnsi="Times New Roman" w:eastAsia="Times New Roman"/>
+          <w:rFonts w:ascii="Times New Roman" w:hAnsi="Times New Roman" w:eastAsia="Times New Roman" w:cs="Times New Roman"/>
           <w:b w:val="0"/>
           <w:i w:val="0"/>
           <w:sz w:val="26"/>
@@ -526,7 +628,7 @@
       </w:pPr>
       <w:r>
         <w:rPr>
-          <w:rFonts w:ascii="Times New Roman" w:hAnsi="Times New Roman" w:eastAsia="Times New Roman"/>
+          <w:rFonts w:ascii="Times New Roman" w:hAnsi="Times New Roman" w:eastAsia="Times New Roman" w:cs="Times New Roman"/>
           <w:b/>
           <w:i w:val="0"/>
           <w:sz w:val="26"/>
@@ -542,7 +644,7 @@
       </w:pPr>
       <w:r>
         <w:rPr>
-          <w:rFonts w:ascii="Times New Roman" w:hAnsi="Times New Roman" w:eastAsia="Times New Roman"/>
+          <w:rFonts w:ascii="Times New Roman" w:hAnsi="Times New Roman" w:eastAsia="Times New Roman" w:cs="Times New Roman"/>
           <w:b w:val="0"/>
           <w:i w:val="0"/>
           <w:sz w:val="26"/>
@@ -558,7 +660,7 @@
       </w:pPr>
       <w:r>
         <w:rPr>
-          <w:rFonts w:ascii="Times New Roman" w:hAnsi="Times New Roman" w:eastAsia="Times New Roman"/>
+          <w:rFonts w:ascii="Times New Roman" w:hAnsi="Times New Roman" w:eastAsia="Times New Roman" w:cs="Times New Roman"/>
           <w:b w:val="0"/>
           <w:i w:val="0"/>
           <w:sz w:val="26"/>
@@ -574,7 +676,7 @@
       </w:pPr>
       <w:r>
         <w:rPr>
-          <w:rFonts w:ascii="Times New Roman" w:hAnsi="Times New Roman" w:eastAsia="Times New Roman"/>
+          <w:rFonts w:ascii="Times New Roman" w:hAnsi="Times New Roman" w:eastAsia="Times New Roman" w:cs="Times New Roman"/>
           <w:b/>
           <w:i w:val="0"/>
           <w:sz w:val="26"/>
@@ -616,10 +718,15 @@
               <w:spacing w:line="360" w:lineRule="auto" w:after="40"/>
               <w:jc w:val="center"/>
             </w:pPr>
-            <w:r/>
-            <w:r>
-              <w:rPr>
-                <w:rFonts w:ascii="Times New Roman" w:hAnsi="Times New Roman" w:eastAsia="Times New Roman"/>
+            <w:r>
+              <w:rPr>
+                <w:rFonts w:ascii="Times New Roman" w:hAnsi="Times New Roman" w:cs="Times New Roman"/>
+                <w:sz w:val="26"/>
+              </w:rPr>
+            </w:r>
+            <w:r>
+              <w:rPr>
+                <w:rFonts w:ascii="Times New Roman" w:hAnsi="Times New Roman" w:eastAsia="Times New Roman" w:cs="Times New Roman"/>
                 <w:b/>
                 <w:i w:val="0"/>
                 <w:sz w:val="26"/>
@@ -643,10 +750,15 @@
               <w:spacing w:line="360" w:lineRule="auto" w:after="40"/>
               <w:jc w:val="center"/>
             </w:pPr>
-            <w:r/>
-            <w:r>
-              <w:rPr>
-                <w:rFonts w:ascii="Times New Roman" w:hAnsi="Times New Roman" w:eastAsia="Times New Roman"/>
+            <w:r>
+              <w:rPr>
+                <w:rFonts w:ascii="Times New Roman" w:hAnsi="Times New Roman" w:cs="Times New Roman"/>
+                <w:sz w:val="26"/>
+              </w:rPr>
+            </w:r>
+            <w:r>
+              <w:rPr>
+                <w:rFonts w:ascii="Times New Roman" w:hAnsi="Times New Roman" w:eastAsia="Times New Roman" w:cs="Times New Roman"/>
                 <w:b/>
                 <w:i w:val="0"/>
                 <w:sz w:val="26"/>
@@ -670,15 +782,15 @@
           </w:tcPr>
           <w:p>
             <w:pPr>
-              <w:spacing w:line="360" w:lineRule="auto" w:after="40"/>
-              <w:jc w:val="left"/>
+              <w:spacing w:after="60" w:line="276" w:lineRule="auto"/>
             </w:pPr>
             <w:r/>
             <w:r>
               <w:rPr>
-                <w:rFonts w:ascii="Times New Roman" w:hAnsi="Times New Roman" w:eastAsia="Times New Roman"/>
+                <w:rFonts w:ascii="Times New Roman" w:hAnsi="Times New Roman"/>
                 <w:b/>
                 <w:i w:val="0"/>
+                <w:color w:val="000000"/>
                 <w:sz w:val="26"/>
               </w:rPr>
               <w:t>1. Hoạt động MỞ ĐẦU (5 phút)</w:t>
@@ -686,17 +798,52 @@
           </w:p>
           <w:p>
             <w:pPr>
-              <w:spacing w:line="360" w:lineRule="auto" w:after="40"/>
-              <w:jc w:val="left"/>
-            </w:pPr>
-            <w:r>
-              <w:rPr>
-                <w:rFonts w:ascii="Times New Roman" w:hAnsi="Times New Roman" w:eastAsia="Times New Roman"/>
+              <w:spacing w:after="60" w:line="276" w:lineRule="auto"/>
+            </w:pPr>
+            <w:r>
+              <w:rPr>
+                <w:rFonts w:ascii="Times New Roman" w:hAnsi="Times New Roman"/>
                 <w:b/>
-                <w:i w:val="0"/>
-                <w:sz w:val="26"/>
-              </w:rPr>
-              <w:t>*Mục tiêu: Kích hoạt hứng thú, tạo tình huống kết nối vào bài học Bài 4: Cây thư mục (Tiết 2).</w:t>
+                <w:i/>
+                <w:color w:val="000000"/>
+                <w:sz w:val="26"/>
+              </w:rPr>
+              <w:t>*Mục tiêu: Ôn lại sơ đồ cây thư mục và khởi động tinh thần thực hành trên máy tính.</w:t>
+            </w:r>
+          </w:p>
+          <w:p>
+            <w:pPr>
+              <w:spacing w:after="60" w:line="276" w:lineRule="auto"/>
+            </w:pPr>
+          </w:p>
+          <w:p>
+            <w:pPr>
+              <w:spacing w:after="60" w:line="276" w:lineRule="auto"/>
+            </w:pPr>
+            <w:r>
+              <w:rPr>
+                <w:rFonts w:ascii="Times New Roman" w:hAnsi="Times New Roman"/>
+                <w:b w:val="0"/>
+                <w:i w:val="0"/>
+                <w:color w:val="000000"/>
+                <w:sz w:val="26"/>
+              </w:rPr>
+              <w:t>- HS nhắc lại thao tác tạo thư mục: Chuột phải ➔ New ➔ Folder hoặc phím tắt Ctrl + Shift + N.</w:t>
+            </w:r>
+          </w:p>
+          <w:p>
+            <w:pPr>
+              <w:spacing w:after="60" w:line="276" w:lineRule="auto"/>
+            </w:pPr>
+            <w:r>
+              <w:rPr>
+                <w:rFonts w:ascii="Times New Roman" w:hAnsi="Times New Roman"/>
+                <w:b w:val="0"/>
+                <w:i w:val="0"/>
+                <w:color w:val="000000"/>
+                <w:sz w:val="26"/>
+              </w:rPr>
+              <w:t>- HS ổn định máy tính, sẵn sàng thực hành.</w:t>
             </w:r>
           </w:p>
         </w:tc>
@@ -714,93 +861,233 @@
           </w:tcPr>
           <w:p>
             <w:pPr>
-              <w:spacing w:line="360" w:lineRule="auto" w:after="40"/>
-              <w:jc w:val="left"/>
+              <w:spacing w:after="60" w:line="276" w:lineRule="auto"/>
             </w:pPr>
             <w:r/>
             <w:r>
               <w:rPr>
-                <w:rFonts w:ascii="Times New Roman" w:hAnsi="Times New Roman" w:eastAsia="Times New Roman"/>
-                <w:b w:val="0"/>
-                <w:i w:val="0"/>
-                <w:sz w:val="26"/>
-              </w:rPr>
-              <w:t>GV: Chiếu hình ảnh/video liên quan đến Bài 4: Cây thư mục (Tiết 2). Đặt câu hỏi gợi mở.</w:t>
-            </w:r>
-          </w:p>
-          <w:p>
-            <w:pPr>
-              <w:spacing w:line="360" w:lineRule="auto" w:after="40"/>
-              <w:jc w:val="left"/>
-            </w:pPr>
-            <w:r>
-              <w:rPr>
-                <w:rFonts w:ascii="Times New Roman" w:hAnsi="Times New Roman" w:eastAsia="Times New Roman"/>
-                <w:b w:val="0"/>
-                <w:i w:val="0"/>
-                <w:sz w:val="26"/>
-              </w:rPr>
-              <w:t>- GV gọi 2-3 HS trả lời.</w:t>
-            </w:r>
-          </w:p>
-          <w:p>
-            <w:pPr>
-              <w:spacing w:line="360" w:lineRule="auto" w:after="40"/>
-              <w:jc w:val="left"/>
-            </w:pPr>
-            <w:r>
-              <w:rPr>
-                <w:rFonts w:ascii="Times New Roman" w:hAnsi="Times New Roman" w:eastAsia="Times New Roman"/>
-                <w:b w:val="0"/>
-                <w:i w:val="0"/>
-                <w:sz w:val="26"/>
-              </w:rPr>
-              <w:t>- GV nhận xét, dẫn dắt vào bài mới.</w:t>
-            </w:r>
-          </w:p>
-          <w:p>
-            <w:pPr>
-              <w:spacing w:line="360" w:lineRule="auto" w:after="40"/>
-              <w:jc w:val="left"/>
-            </w:pPr>
-            <w:r>
-              <w:rPr>
-                <w:rFonts w:ascii="Times New Roman" w:hAnsi="Times New Roman" w:eastAsia="Times New Roman"/>
-                <w:b w:val="0"/>
-                <w:i w:val="0"/>
-                <w:sz w:val="26"/>
-              </w:rPr>
-              <w:t>HS: Quan sát, suy nghĩ, trả lời câu hỏi.</w:t>
-            </w:r>
-          </w:p>
-          <w:p>
-            <w:pPr>
-              <w:spacing w:line="360" w:lineRule="auto" w:after="40"/>
-              <w:jc w:val="left"/>
-            </w:pPr>
-            <w:r>
-              <w:rPr>
-                <w:rFonts w:ascii="Times New Roman" w:hAnsi="Times New Roman" w:eastAsia="Times New Roman"/>
-                <w:b w:val="0"/>
-                <w:i w:val="0"/>
-                <w:sz w:val="26"/>
-              </w:rPr>
-              <w:t>- Thảo luận nhanh nhóm đôi.</w:t>
-            </w:r>
-          </w:p>
-          <w:p>
-            <w:pPr>
-              <w:spacing w:line="360" w:lineRule="auto" w:after="40"/>
-              <w:jc w:val="left"/>
-            </w:pPr>
-            <w:r>
-              <w:rPr>
-                <w:rFonts w:ascii="Times New Roman" w:hAnsi="Times New Roman" w:eastAsia="Times New Roman"/>
-                <w:b w:val="0"/>
-                <w:i w:val="0"/>
-                <w:sz w:val="26"/>
-              </w:rPr>
-              <w:t>- Mở SGK chuẩn bị bài.</w:t>
+                <w:rFonts w:ascii="Times New Roman" w:hAnsi="Times New Roman"/>
+                <w:b/>
+                <w:i w:val="0"/>
+                <w:color w:val="000000"/>
+                <w:sz w:val="26"/>
+              </w:rPr>
+              <w:t>2. HOẠT ĐỘNG HÌNH THÀNH KIẾN THỨC MỚI (15 phút)</w:t>
+            </w:r>
+          </w:p>
+          <w:p>
+            <w:pPr>
+              <w:spacing w:after="60" w:line="276" w:lineRule="auto"/>
+            </w:pPr>
+            <w:r>
+              <w:rPr>
+                <w:rFonts w:ascii="Times New Roman" w:hAnsi="Times New Roman"/>
+                <w:b/>
+                <w:i/>
+                <w:color w:val="000000"/>
+                <w:sz w:val="26"/>
+              </w:rPr>
+              <w:t>*Mục tiêu: HS nắm vững cách dùng công cụ tìm kiếm trong Windows Explorer và đường dẫn tới tệp.</w:t>
+            </w:r>
+          </w:p>
+          <w:p>
+            <w:pPr>
+              <w:spacing w:after="60" w:line="276" w:lineRule="auto"/>
+            </w:pPr>
+          </w:p>
+          <w:p>
+            <w:pPr>
+              <w:spacing w:after="60" w:line="276" w:lineRule="auto"/>
+            </w:pPr>
+            <w:r>
+              <w:rPr>
+                <w:rFonts w:ascii="Times New Roman" w:hAnsi="Times New Roman"/>
+                <w:b/>
+                <w:i/>
+                <w:color w:val="000000"/>
+                <w:sz w:val="26"/>
+              </w:rPr>
+              <w:t>Nội dung 1: Sử dụng công cụ tìm kiếm trong Windows (8 phút)</w:t>
+            </w:r>
+          </w:p>
+          <w:p>
+            <w:pPr>
+              <w:spacing w:after="60" w:line="276" w:lineRule="auto"/>
+            </w:pPr>
+            <w:r>
+              <w:rPr>
+                <w:rFonts w:ascii="Times New Roman" w:hAnsi="Times New Roman"/>
+                <w:b w:val="0"/>
+                <w:i w:val="0"/>
+                <w:color w:val="000000"/>
+                <w:sz w:val="26"/>
+              </w:rPr>
+              <w:t>GV: Chiếu hình ảnh ô Search ở góc trên bên phải cửa sổ File Explorer (SGK tr.21).</w:t>
+            </w:r>
+          </w:p>
+          <w:p>
+            <w:pPr>
+              <w:spacing w:before="80" w:after="80"/>
+              <w:jc w:val="center"/>
+            </w:pPr>
+            <w:r>
+              <w:drawing>
+                <wp:inline xmlns:a="http://schemas.openxmlformats.org/drawingml/2006/main" xmlns:pic="http://schemas.openxmlformats.org/drawingml/2006/picture">
+                  <wp:extent cx="2560320" cy="3595677"/>
+                  <wp:docPr id="1" name="Picture 1"/>
+                  <wp:cNvGraphicFramePr>
+                    <a:graphicFrameLocks noChangeAspect="1"/>
+                  </wp:cNvGraphicFramePr>
+                  <a:graphic>
+                    <a:graphicData uri="http://schemas.openxmlformats.org/drawingml/2006/picture">
+                      <pic:pic>
+                        <pic:nvPicPr>
+                          <pic:cNvPr id="0" name="image.png"/>
+                          <pic:cNvPicPr/>
+                        </pic:nvPicPr>
+                        <pic:blipFill>
+                          <a:blip r:embed="rId16"/>
+                          <a:stretch>
+                            <a:fillRect/>
+                          </a:stretch>
+                        </pic:blipFill>
+                        <pic:spPr>
+                          <a:xfrm>
+                            <a:off x="0" y="0"/>
+                            <a:ext cx="2560320" cy="3595677"/>
+                          </a:xfrm>
+                          <a:prstGeom prst="rect"/>
+                        </pic:spPr>
+                      </pic:pic>
+                    </a:graphicData>
+                  </a:graphic>
+                </wp:inline>
+              </w:drawing>
+            </w:r>
+          </w:p>
+          <w:p>
+            <w:pPr>
+              <w:spacing w:after="60" w:line="276" w:lineRule="auto"/>
+            </w:pPr>
+            <w:r>
+              <w:rPr>
+                <w:rFonts w:ascii="Times New Roman" w:hAnsi="Times New Roman"/>
+                <w:b w:val="0"/>
+                <w:i w:val="0"/>
+                <w:color w:val="000000"/>
+                <w:sz w:val="26"/>
+              </w:rPr>
+              <w:t>- Hướng dẫn các bước tìm tệp khi không nhớ tệp ở thư mục nào:</w:t>
+            </w:r>
+          </w:p>
+          <w:p>
+            <w:pPr>
+              <w:spacing w:after="60" w:line="276" w:lineRule="auto"/>
+            </w:pPr>
+            <w:r>
+              <w:rPr>
+                <w:rFonts w:ascii="Times New Roman" w:hAnsi="Times New Roman"/>
+                <w:b w:val="0"/>
+                <w:i w:val="0"/>
+                <w:color w:val="000000"/>
+                <w:sz w:val="26"/>
+              </w:rPr>
+              <w:t xml:space="preserve">  + Bước 1: Mở cửa sổ This PC hoặc ổ đĩa D:.</w:t>
+            </w:r>
+          </w:p>
+          <w:p>
+            <w:pPr>
+              <w:spacing w:after="60" w:line="276" w:lineRule="auto"/>
+            </w:pPr>
+            <w:r>
+              <w:rPr>
+                <w:rFonts w:ascii="Times New Roman" w:hAnsi="Times New Roman"/>
+                <w:b w:val="0"/>
+                <w:i w:val="0"/>
+                <w:color w:val="000000"/>
+                <w:sz w:val="26"/>
+              </w:rPr>
+              <w:t xml:space="preserve">  + Bước 2: Nháy chuột vào ô Search (có biểu tượng kính lúp 🔍).</w:t>
+            </w:r>
+          </w:p>
+          <w:p>
+            <w:pPr>
+              <w:spacing w:after="60" w:line="276" w:lineRule="auto"/>
+            </w:pPr>
+            <w:r>
+              <w:rPr>
+                <w:rFonts w:ascii="Times New Roman" w:hAnsi="Times New Roman"/>
+                <w:b w:val="0"/>
+                <w:i w:val="0"/>
+                <w:color w:val="000000"/>
+                <w:sz w:val="26"/>
+              </w:rPr>
+              <w:t xml:space="preserve">  + Bước 3: Gõ tên tệp hoặc từ khóa (ví dụ: "Bai_tap"), nhấn Enter.</w:t>
+            </w:r>
+          </w:p>
+          <w:p>
+            <w:pPr>
+              <w:spacing w:after="60" w:line="276" w:lineRule="auto"/>
+            </w:pPr>
+            <w:r>
+              <w:rPr>
+                <w:rFonts w:ascii="Times New Roman" w:hAnsi="Times New Roman"/>
+                <w:b w:val="0"/>
+                <w:i w:val="0"/>
+                <w:color w:val="000000"/>
+                <w:sz w:val="26"/>
+              </w:rPr>
+              <w:t xml:space="preserve">  + Bước 4: Máy tính tự động quét và hiển thị tất cả kết quả khớp với từ khóa.</w:t>
+            </w:r>
+          </w:p>
+          <w:p>
+            <w:pPr>
+              <w:spacing w:after="60" w:line="276" w:lineRule="auto"/>
+            </w:pPr>
+          </w:p>
+          <w:p>
+            <w:pPr>
+              <w:spacing w:after="60" w:line="276" w:lineRule="auto"/>
+            </w:pPr>
+            <w:r>
+              <w:rPr>
+                <w:rFonts w:ascii="Times New Roman" w:hAnsi="Times New Roman"/>
+                <w:b/>
+                <w:i/>
+                <w:color w:val="000000"/>
+                <w:sz w:val="26"/>
+              </w:rPr>
+              <w:t>Nội dung 2: Hiểu về đường dẫn tệp (7 phút)</w:t>
+            </w:r>
+          </w:p>
+          <w:p>
+            <w:pPr>
+              <w:spacing w:after="60" w:line="276" w:lineRule="auto"/>
+            </w:pPr>
+            <w:r>
+              <w:rPr>
+                <w:rFonts w:ascii="Times New Roman" w:hAnsi="Times New Roman"/>
+                <w:b w:val="0"/>
+                <w:i w:val="0"/>
+                <w:color w:val="000000"/>
+                <w:sz w:val="26"/>
+              </w:rPr>
+              <w:t>- GV giải thích thanh địa chỉ: D:\HOC_TAP\TIN_HOC\Bai_tap.docx</w:t>
+            </w:r>
+          </w:p>
+          <w:p>
+            <w:pPr>
+              <w:spacing w:after="60" w:line="276" w:lineRule="auto"/>
+            </w:pPr>
+            <w:r>
+              <w:rPr>
+                <w:rFonts w:ascii="Times New Roman" w:hAnsi="Times New Roman"/>
+                <w:b w:val="0"/>
+                <w:i w:val="0"/>
+                <w:color w:val="000000"/>
+                <w:sz w:val="26"/>
+              </w:rPr>
+              <w:t>- Đường dẫn cho biết tệp Bai_tap.docx nằm trong thư mục TIN_HOC, thuộc thư mục mẹ HOC_TAP trên ổ đĩa D:.</w:t>
             </w:r>
           </w:p>
         </w:tc>
@@ -816,33 +1103,83 @@
           </w:tcPr>
           <w:p>
             <w:pPr>
-              <w:spacing w:line="360" w:lineRule="auto" w:after="40"/>
-              <w:jc w:val="left"/>
+              <w:spacing w:after="60" w:line="276" w:lineRule="auto"/>
             </w:pPr>
             <w:r/>
             <w:r>
               <w:rPr>
-                <w:rFonts w:ascii="Times New Roman" w:hAnsi="Times New Roman" w:eastAsia="Times New Roman"/>
-                <w:b w:val="0"/>
-                <w:i w:val="0"/>
-                <w:sz w:val="26"/>
-              </w:rPr>
-              <w:t>HS xác định được vấn đề bài học.</w:t>
-            </w:r>
-          </w:p>
-          <w:p>
-            <w:pPr>
-              <w:spacing w:line="360" w:lineRule="auto" w:after="40"/>
-              <w:jc w:val="left"/>
-            </w:pPr>
-            <w:r>
-              <w:rPr>
-                <w:rFonts w:ascii="Times New Roman" w:hAnsi="Times New Roman" w:eastAsia="Times New Roman"/>
-                <w:b w:val="0"/>
-                <w:i w:val="0"/>
-                <w:sz w:val="26"/>
-              </w:rPr>
-              <w:t>HS hứng thú với nội dung mới.</w:t>
+                <w:rFonts w:ascii="Times New Roman" w:hAnsi="Times New Roman"/>
+                <w:b/>
+                <w:i w:val="0"/>
+                <w:color w:val="000000"/>
+                <w:sz w:val="26"/>
+              </w:rPr>
+              <w:t>2. HOẠT ĐỘNG HÌNH THÀNH KIẾN THỨC MỚI (15 phút)</w:t>
+            </w:r>
+          </w:p>
+          <w:p>
+            <w:pPr>
+              <w:spacing w:after="60" w:line="276" w:lineRule="auto"/>
+            </w:pPr>
+            <w:r>
+              <w:rPr>
+                <w:rFonts w:ascii="Times New Roman" w:hAnsi="Times New Roman"/>
+                <w:b/>
+                <w:i/>
+                <w:color w:val="000000"/>
+                <w:sz w:val="26"/>
+              </w:rPr>
+              <w:t>*Mục tiêu: HS nắm vững cách dùng công cụ tìm kiếm trong Windows Explorer và đường dẫn tới tệp.</w:t>
+            </w:r>
+          </w:p>
+          <w:p>
+            <w:pPr>
+              <w:spacing w:after="60" w:line="276" w:lineRule="auto"/>
+            </w:pPr>
+          </w:p>
+          <w:p>
+            <w:pPr>
+              <w:spacing w:after="60" w:line="276" w:lineRule="auto"/>
+            </w:pPr>
+            <w:r>
+              <w:rPr>
+                <w:rFonts w:ascii="Times New Roman" w:hAnsi="Times New Roman"/>
+                <w:b w:val="0"/>
+                <w:i w:val="0"/>
+                <w:color w:val="000000"/>
+                <w:sz w:val="26"/>
+              </w:rPr>
+              <w:t>- HS quan sát vị trí ô Search kính lúp trên góc phải cửa sổ.</w:t>
+            </w:r>
+          </w:p>
+          <w:p>
+            <w:pPr>
+              <w:spacing w:after="60" w:line="276" w:lineRule="auto"/>
+            </w:pPr>
+            <w:r>
+              <w:rPr>
+                <w:rFonts w:ascii="Times New Roman" w:hAnsi="Times New Roman"/>
+                <w:b w:val="0"/>
+                <w:i w:val="0"/>
+                <w:color w:val="000000"/>
+                <w:sz w:val="26"/>
+              </w:rPr>
+              <w:t>- HS hiểu cơ chế tìm kiếm nhanh chóng trong máy tính.</w:t>
+            </w:r>
+          </w:p>
+          <w:p>
+            <w:pPr>
+              <w:spacing w:after="60" w:line="276" w:lineRule="auto"/>
+            </w:pPr>
+            <w:r>
+              <w:rPr>
+                <w:rFonts w:ascii="Times New Roman" w:hAnsi="Times New Roman"/>
+                <w:b w:val="0"/>
+                <w:i w:val="0"/>
+                <w:color w:val="000000"/>
+                <w:sz w:val="26"/>
+              </w:rPr>
+              <w:t>- HS đọc được đường dẫn tệp trên thanh địa chỉ.</w:t>
             </w:r>
           </w:p>
         </w:tc>
@@ -861,33 +1198,83 @@
           </w:tcPr>
           <w:p>
             <w:pPr>
-              <w:spacing w:line="360" w:lineRule="auto" w:after="40"/>
-              <w:jc w:val="left"/>
+              <w:spacing w:after="60" w:line="276" w:lineRule="auto"/>
             </w:pPr>
             <w:r/>
             <w:r>
               <w:rPr>
-                <w:rFonts w:ascii="Times New Roman" w:hAnsi="Times New Roman" w:eastAsia="Times New Roman"/>
+                <w:rFonts w:ascii="Times New Roman" w:hAnsi="Times New Roman"/>
                 <w:b/>
                 <w:i w:val="0"/>
-                <w:sz w:val="26"/>
-              </w:rPr>
-              <w:t>2. HOẠT ĐỘNG HÌNH THÀNH KIẾN THỨC MỚI (15 phút)</w:t>
-            </w:r>
-          </w:p>
-          <w:p>
-            <w:pPr>
-              <w:spacing w:line="360" w:lineRule="auto" w:after="40"/>
-              <w:jc w:val="left"/>
-            </w:pPr>
-            <w:r>
-              <w:rPr>
-                <w:rFonts w:ascii="Times New Roman" w:hAnsi="Times New Roman" w:eastAsia="Times New Roman"/>
+                <w:color w:val="000000"/>
+                <w:sz w:val="26"/>
+              </w:rPr>
+              <w:t>3. HĐ LUYỆN TẬP-THỰC HÀNH (10 phút)</w:t>
+            </w:r>
+          </w:p>
+          <w:p>
+            <w:pPr>
+              <w:spacing w:after="60" w:line="276" w:lineRule="auto"/>
+            </w:pPr>
+            <w:r>
+              <w:rPr>
+                <w:rFonts w:ascii="Times New Roman" w:hAnsi="Times New Roman"/>
                 <w:b/>
-                <w:i w:val="0"/>
-                <w:sz w:val="26"/>
-              </w:rPr>
-              <w:t>*Mục tiêu: HS nắm được các khái niệm, quy trình và thao tác kỹ thuật của bài Bài 4: Cây thư mục (Tiết 2).</w:t>
+                <w:i/>
+                <w:color w:val="000000"/>
+                <w:sz w:val="26"/>
+              </w:rPr>
+              <w:t>*Mục tiêu: HS hoàn thành bài thực hành tạo cây thư mục và tìm tệp theo Nhiệm vụ SGK tr.22.</w:t>
+            </w:r>
+          </w:p>
+          <w:p>
+            <w:pPr>
+              <w:spacing w:after="60" w:line="276" w:lineRule="auto"/>
+            </w:pPr>
+          </w:p>
+          <w:p>
+            <w:pPr>
+              <w:spacing w:after="60" w:line="276" w:lineRule="auto"/>
+            </w:pPr>
+            <w:r>
+              <w:rPr>
+                <w:rFonts w:ascii="Times New Roman" w:hAnsi="Times New Roman"/>
+                <w:b w:val="0"/>
+                <w:i w:val="0"/>
+                <w:color w:val="000000"/>
+                <w:sz w:val="26"/>
+              </w:rPr>
+              <w:t>- HS thao tác độc lập trên máy: tạo thư mục mẹ, thư mục con đúng cấu trúc.</w:t>
+            </w:r>
+          </w:p>
+          <w:p>
+            <w:pPr>
+              <w:spacing w:after="60" w:line="276" w:lineRule="auto"/>
+            </w:pPr>
+            <w:r>
+              <w:rPr>
+                <w:rFonts w:ascii="Times New Roman" w:hAnsi="Times New Roman"/>
+                <w:b w:val="0"/>
+                <w:i w:val="0"/>
+                <w:color w:val="000000"/>
+                <w:sz w:val="26"/>
+              </w:rPr>
+              <w:t>- HS tạo tệp và kiểm tra tính năng tìm kiếm bằng công cụ Search.</w:t>
+            </w:r>
+          </w:p>
+          <w:p>
+            <w:pPr>
+              <w:spacing w:after="60" w:line="276" w:lineRule="auto"/>
+            </w:pPr>
+            <w:r>
+              <w:rPr>
+                <w:rFonts w:ascii="Times New Roman" w:hAnsi="Times New Roman"/>
+                <w:b w:val="0"/>
+                <w:i w:val="0"/>
+                <w:color w:val="000000"/>
+                <w:sz w:val="26"/>
+              </w:rPr>
+              <w:t>- Kết quả tìm kiếm hiển thị chính xác tệp vừa tạo.</w:t>
             </w:r>
           </w:p>
         </w:tc>
@@ -905,93 +1292,83 @@
           </w:tcPr>
           <w:p>
             <w:pPr>
-              <w:spacing w:line="360" w:lineRule="auto" w:after="40"/>
-              <w:jc w:val="left"/>
+              <w:spacing w:after="60" w:line="276" w:lineRule="auto"/>
             </w:pPr>
             <w:r/>
             <w:r>
               <w:rPr>
-                <w:rFonts w:ascii="Times New Roman" w:hAnsi="Times New Roman" w:eastAsia="Times New Roman"/>
-                <w:b w:val="0"/>
-                <w:i w:val="0"/>
-                <w:sz w:val="26"/>
-              </w:rPr>
-              <w:t>GV: Hướng dẫn HS đọc SGK, trình chiếu thao tác mẫu.</w:t>
-            </w:r>
-          </w:p>
-          <w:p>
-            <w:pPr>
-              <w:spacing w:line="360" w:lineRule="auto" w:after="40"/>
-              <w:jc w:val="left"/>
-            </w:pPr>
-            <w:r>
-              <w:rPr>
-                <w:rFonts w:ascii="Times New Roman" w:hAnsi="Times New Roman" w:eastAsia="Times New Roman"/>
-                <w:b w:val="0"/>
-                <w:i w:val="0"/>
-                <w:sz w:val="26"/>
-              </w:rPr>
-              <w:t>- Nhấn mạnh các lưu ý và lỗi thường gặp.</w:t>
-            </w:r>
-          </w:p>
-          <w:p>
-            <w:pPr>
-              <w:spacing w:line="360" w:lineRule="auto" w:after="40"/>
-              <w:jc w:val="left"/>
-            </w:pPr>
-            <w:r>
-              <w:rPr>
-                <w:rFonts w:ascii="Times New Roman" w:hAnsi="Times New Roman" w:eastAsia="Times New Roman"/>
-                <w:b w:val="0"/>
-                <w:i w:val="0"/>
-                <w:sz w:val="26"/>
-              </w:rPr>
-              <w:t>- Gọi HS lên thực hiện lại thao tác mẫu.</w:t>
-            </w:r>
-          </w:p>
-          <w:p>
-            <w:pPr>
-              <w:spacing w:line="360" w:lineRule="auto" w:after="40"/>
-              <w:jc w:val="left"/>
-            </w:pPr>
-            <w:r>
-              <w:rPr>
-                <w:rFonts w:ascii="Times New Roman" w:hAnsi="Times New Roman" w:eastAsia="Times New Roman"/>
-                <w:b w:val="0"/>
-                <w:i w:val="0"/>
-                <w:sz w:val="26"/>
-              </w:rPr>
-              <w:t>HS: Theo dõi hướng dẫn, ghi chép kiến thức.</w:t>
-            </w:r>
-          </w:p>
-          <w:p>
-            <w:pPr>
-              <w:spacing w:line="360" w:lineRule="auto" w:after="40"/>
-              <w:jc w:val="left"/>
-            </w:pPr>
-            <w:r>
-              <w:rPr>
-                <w:rFonts w:ascii="Times New Roman" w:hAnsi="Times New Roman" w:eastAsia="Times New Roman"/>
-                <w:b w:val="0"/>
-                <w:i w:val="0"/>
-                <w:sz w:val="26"/>
-              </w:rPr>
-              <w:t>- Đặt câu hỏi khi chưa hiểu.</w:t>
-            </w:r>
-          </w:p>
-          <w:p>
-            <w:pPr>
-              <w:spacing w:line="360" w:lineRule="auto" w:after="40"/>
-              <w:jc w:val="left"/>
-            </w:pPr>
-            <w:r>
-              <w:rPr>
-                <w:rFonts w:ascii="Times New Roman" w:hAnsi="Times New Roman" w:eastAsia="Times New Roman"/>
-                <w:b w:val="0"/>
-                <w:i w:val="0"/>
-                <w:sz w:val="26"/>
-              </w:rPr>
-              <w:t>- Thực hiện thao tác mẫu khi được gọi.</w:t>
+                <w:rFonts w:ascii="Times New Roman" w:hAnsi="Times New Roman"/>
+                <w:b/>
+                <w:i w:val="0"/>
+                <w:color w:val="000000"/>
+                <w:sz w:val="26"/>
+              </w:rPr>
+              <w:t>4. HOẠT ĐỘNG VẬN DỤNG, TRẢI NGHIỆM (5 phút)</w:t>
+            </w:r>
+          </w:p>
+          <w:p>
+            <w:pPr>
+              <w:spacing w:after="60" w:line="276" w:lineRule="auto"/>
+            </w:pPr>
+            <w:r>
+              <w:rPr>
+                <w:rFonts w:ascii="Times New Roman" w:hAnsi="Times New Roman"/>
+                <w:b/>
+                <w:i/>
+                <w:color w:val="000000"/>
+                <w:sz w:val="26"/>
+              </w:rPr>
+              <w:t>*Mục tiêu: Vận dụng kỹ năng tổ chức dữ liệu vào máy tính cá nhân ở nhà.</w:t>
+            </w:r>
+          </w:p>
+          <w:p>
+            <w:pPr>
+              <w:spacing w:after="60" w:line="276" w:lineRule="auto"/>
+            </w:pPr>
+          </w:p>
+          <w:p>
+            <w:pPr>
+              <w:spacing w:after="60" w:line="276" w:lineRule="auto"/>
+            </w:pPr>
+            <w:r>
+              <w:rPr>
+                <w:rFonts w:ascii="Times New Roman" w:hAnsi="Times New Roman"/>
+                <w:b w:val="0"/>
+                <w:i w:val="0"/>
+                <w:color w:val="000000"/>
+                <w:sz w:val="26"/>
+              </w:rPr>
+              <w:t>- GV yêu cầu: Em hãy về nhà dọn dẹp màn hình máy tính của gia đình, gom các tệp ảnh vào thư mục HINH_ANH, tài liệu vào TAI_LIEU.</w:t>
+            </w:r>
+          </w:p>
+          <w:p>
+            <w:pPr>
+              <w:spacing w:after="60" w:line="276" w:lineRule="auto"/>
+            </w:pPr>
+            <w:r>
+              <w:rPr>
+                <w:rFonts w:ascii="Times New Roman" w:hAnsi="Times New Roman"/>
+                <w:b w:val="0"/>
+                <w:i w:val="0"/>
+                <w:color w:val="000000"/>
+                <w:sz w:val="26"/>
+              </w:rPr>
+              <w:t>- GV khen ngợi tinh thần thực hành nghiêm túc của cả lớp.</w:t>
+            </w:r>
+          </w:p>
+          <w:p>
+            <w:pPr>
+              <w:spacing w:after="60" w:line="276" w:lineRule="auto"/>
+            </w:pPr>
+            <w:r>
+              <w:rPr>
+                <w:rFonts w:ascii="Times New Roman" w:hAnsi="Times New Roman"/>
+                <w:b w:val="0"/>
+                <w:i w:val="0"/>
+                <w:color w:val="000000"/>
+                <w:sz w:val="26"/>
+              </w:rPr>
+              <w:t>- Hướng dẫn tắt máy, xếp ghế theo quy định phòng máy.</w:t>
             </w:r>
           </w:p>
         </w:tc>
@@ -1007,33 +1384,68 @@
           </w:tcPr>
           <w:p>
             <w:pPr>
-              <w:spacing w:line="360" w:lineRule="auto" w:after="40"/>
-              <w:jc w:val="left"/>
+              <w:spacing w:after="60" w:line="276" w:lineRule="auto"/>
             </w:pPr>
             <w:r/>
             <w:r>
               <w:rPr>
-                <w:rFonts w:ascii="Times New Roman" w:hAnsi="Times New Roman" w:eastAsia="Times New Roman"/>
-                <w:b w:val="0"/>
-                <w:i w:val="0"/>
-                <w:sz w:val="26"/>
-              </w:rPr>
-              <w:t>HS ghi nhớ kiến thức chuẩn.</w:t>
-            </w:r>
-          </w:p>
-          <w:p>
-            <w:pPr>
-              <w:spacing w:line="360" w:lineRule="auto" w:after="40"/>
-              <w:jc w:val="left"/>
-            </w:pPr>
-            <w:r>
-              <w:rPr>
-                <w:rFonts w:ascii="Times New Roman" w:hAnsi="Times New Roman" w:eastAsia="Times New Roman"/>
-                <w:b w:val="0"/>
-                <w:i w:val="0"/>
-                <w:sz w:val="26"/>
-              </w:rPr>
-              <w:t>HS nắm được quy trình thao tác.</w:t>
+                <w:rFonts w:ascii="Times New Roman" w:hAnsi="Times New Roman"/>
+                <w:b/>
+                <w:i w:val="0"/>
+                <w:color w:val="000000"/>
+                <w:sz w:val="26"/>
+              </w:rPr>
+              <w:t>4. HOẠT ĐỘNG VẬN DỤNG, TRẢI NGHIỆM (5 phút)</w:t>
+            </w:r>
+          </w:p>
+          <w:p>
+            <w:pPr>
+              <w:spacing w:after="60" w:line="276" w:lineRule="auto"/>
+            </w:pPr>
+            <w:r>
+              <w:rPr>
+                <w:rFonts w:ascii="Times New Roman" w:hAnsi="Times New Roman"/>
+                <w:b/>
+                <w:i/>
+                <w:color w:val="000000"/>
+                <w:sz w:val="26"/>
+              </w:rPr>
+              <w:t>*Mục tiêu: Vận dụng kỹ năng tổ chức dữ liệu vào máy tính cá nhân ở nhà.</w:t>
+            </w:r>
+          </w:p>
+          <w:p>
+            <w:pPr>
+              <w:spacing w:after="60" w:line="276" w:lineRule="auto"/>
+            </w:pPr>
+          </w:p>
+          <w:p>
+            <w:pPr>
+              <w:spacing w:after="60" w:line="276" w:lineRule="auto"/>
+            </w:pPr>
+            <w:r>
+              <w:rPr>
+                <w:rFonts w:ascii="Times New Roman" w:hAnsi="Times New Roman"/>
+                <w:b w:val="0"/>
+                <w:i w:val="0"/>
+                <w:color w:val="000000"/>
+                <w:sz w:val="26"/>
+              </w:rPr>
+              <w:t>- HS có ý thức giữ gìn dữ liệu ngăn nắp.</w:t>
+            </w:r>
+          </w:p>
+          <w:p>
+            <w:pPr>
+              <w:spacing w:after="60" w:line="276" w:lineRule="auto"/>
+            </w:pPr>
+            <w:r>
+              <w:rPr>
+                <w:rFonts w:ascii="Times New Roman" w:hAnsi="Times New Roman"/>
+                <w:b w:val="0"/>
+                <w:i w:val="0"/>
+                <w:color w:val="000000"/>
+                <w:sz w:val="26"/>
+              </w:rPr>
+              <w:t>- HS thực hiện tắt máy và rời phòng học trật tự.</w:t>
             </w:r>
           </w:p>
         </w:tc>
@@ -1055,10 +1467,15 @@
               <w:spacing w:line="360" w:lineRule="auto" w:after="40"/>
               <w:jc w:val="left"/>
             </w:pPr>
-            <w:r/>
-            <w:r>
-              <w:rPr>
-                <w:rFonts w:ascii="Times New Roman" w:hAnsi="Times New Roman" w:eastAsia="Times New Roman"/>
+            <w:r>
+              <w:rPr>
+                <w:rFonts w:ascii="Times New Roman" w:hAnsi="Times New Roman" w:cs="Times New Roman"/>
+                <w:sz w:val="26"/>
+              </w:rPr>
+            </w:r>
+            <w:r>
+              <w:rPr>
+                <w:rFonts w:ascii="Times New Roman" w:hAnsi="Times New Roman" w:eastAsia="Times New Roman" w:cs="Times New Roman"/>
                 <w:b/>
                 <w:i w:val="0"/>
                 <w:sz w:val="26"/>
@@ -1073,7 +1490,7 @@
             </w:pPr>
             <w:r>
               <w:rPr>
-                <w:rFonts w:ascii="Times New Roman" w:hAnsi="Times New Roman" w:eastAsia="Times New Roman"/>
+                <w:rFonts w:ascii="Times New Roman" w:hAnsi="Times New Roman" w:eastAsia="Times New Roman" w:cs="Times New Roman"/>
                 <w:b/>
                 <w:i w:val="0"/>
                 <w:sz w:val="26"/>
@@ -1099,10 +1516,15 @@
               <w:spacing w:line="360" w:lineRule="auto" w:after="40"/>
               <w:jc w:val="left"/>
             </w:pPr>
-            <w:r/>
-            <w:r>
-              <w:rPr>
-                <w:rFonts w:ascii="Times New Roman" w:hAnsi="Times New Roman" w:eastAsia="Times New Roman"/>
+            <w:r>
+              <w:rPr>
+                <w:rFonts w:ascii="Times New Roman" w:hAnsi="Times New Roman" w:cs="Times New Roman"/>
+                <w:sz w:val="26"/>
+              </w:rPr>
+            </w:r>
+            <w:r>
+              <w:rPr>
+                <w:rFonts w:ascii="Times New Roman" w:hAnsi="Times New Roman" w:eastAsia="Times New Roman" w:cs="Times New Roman"/>
                 <w:b w:val="0"/>
                 <w:i w:val="0"/>
                 <w:sz w:val="26"/>
@@ -1117,7 +1539,7 @@
             </w:pPr>
             <w:r>
               <w:rPr>
-                <w:rFonts w:ascii="Times New Roman" w:hAnsi="Times New Roman" w:eastAsia="Times New Roman"/>
+                <w:rFonts w:ascii="Times New Roman" w:hAnsi="Times New Roman" w:eastAsia="Times New Roman" w:cs="Times New Roman"/>
                 <w:b w:val="0"/>
                 <w:i w:val="0"/>
                 <w:sz w:val="26"/>
@@ -1132,7 +1554,7 @@
             </w:pPr>
             <w:r>
               <w:rPr>
-                <w:rFonts w:ascii="Times New Roman" w:hAnsi="Times New Roman" w:eastAsia="Times New Roman"/>
+                <w:rFonts w:ascii="Times New Roman" w:hAnsi="Times New Roman" w:eastAsia="Times New Roman" w:cs="Times New Roman"/>
                 <w:b w:val="0"/>
                 <w:i w:val="0"/>
                 <w:sz w:val="26"/>
@@ -1147,7 +1569,7 @@
             </w:pPr>
             <w:r>
               <w:rPr>
-                <w:rFonts w:ascii="Times New Roman" w:hAnsi="Times New Roman" w:eastAsia="Times New Roman"/>
+                <w:rFonts w:ascii="Times New Roman" w:hAnsi="Times New Roman" w:eastAsia="Times New Roman" w:cs="Times New Roman"/>
                 <w:b w:val="0"/>
                 <w:i w:val="0"/>
                 <w:sz w:val="26"/>
@@ -1162,7 +1584,7 @@
             </w:pPr>
             <w:r>
               <w:rPr>
-                <w:rFonts w:ascii="Times New Roman" w:hAnsi="Times New Roman" w:eastAsia="Times New Roman"/>
+                <w:rFonts w:ascii="Times New Roman" w:hAnsi="Times New Roman" w:eastAsia="Times New Roman" w:cs="Times New Roman"/>
                 <w:b w:val="0"/>
                 <w:i w:val="0"/>
                 <w:sz w:val="26"/>
@@ -1177,7 +1599,7 @@
             </w:pPr>
             <w:r>
               <w:rPr>
-                <w:rFonts w:ascii="Times New Roman" w:hAnsi="Times New Roman" w:eastAsia="Times New Roman"/>
+                <w:rFonts w:ascii="Times New Roman" w:hAnsi="Times New Roman" w:eastAsia="Times New Roman" w:cs="Times New Roman"/>
                 <w:b w:val="0"/>
                 <w:i w:val="0"/>
                 <w:sz w:val="26"/>
@@ -1201,10 +1623,15 @@
               <w:spacing w:line="360" w:lineRule="auto" w:after="40"/>
               <w:jc w:val="left"/>
             </w:pPr>
-            <w:r/>
-            <w:r>
-              <w:rPr>
-                <w:rFonts w:ascii="Times New Roman" w:hAnsi="Times New Roman" w:eastAsia="Times New Roman"/>
+            <w:r>
+              <w:rPr>
+                <w:rFonts w:ascii="Times New Roman" w:hAnsi="Times New Roman" w:cs="Times New Roman"/>
+                <w:sz w:val="26"/>
+              </w:rPr>
+            </w:r>
+            <w:r>
+              <w:rPr>
+                <w:rFonts w:ascii="Times New Roman" w:hAnsi="Times New Roman" w:eastAsia="Times New Roman" w:cs="Times New Roman"/>
                 <w:b w:val="0"/>
                 <w:i w:val="0"/>
                 <w:sz w:val="26"/>
@@ -1219,7 +1646,7 @@
             </w:pPr>
             <w:r>
               <w:rPr>
-                <w:rFonts w:ascii="Times New Roman" w:hAnsi="Times New Roman" w:eastAsia="Times New Roman"/>
+                <w:rFonts w:ascii="Times New Roman" w:hAnsi="Times New Roman" w:eastAsia="Times New Roman" w:cs="Times New Roman"/>
                 <w:b w:val="0"/>
                 <w:i w:val="0"/>
                 <w:sz w:val="26"/>
@@ -1246,10 +1673,15 @@
               <w:spacing w:line="360" w:lineRule="auto" w:after="40"/>
               <w:jc w:val="left"/>
             </w:pPr>
-            <w:r/>
-            <w:r>
-              <w:rPr>
-                <w:rFonts w:ascii="Times New Roman" w:hAnsi="Times New Roman" w:eastAsia="Times New Roman"/>
+            <w:r>
+              <w:rPr>
+                <w:rFonts w:ascii="Times New Roman" w:hAnsi="Times New Roman" w:cs="Times New Roman"/>
+                <w:sz w:val="26"/>
+              </w:rPr>
+            </w:r>
+            <w:r>
+              <w:rPr>
+                <w:rFonts w:ascii="Times New Roman" w:hAnsi="Times New Roman" w:eastAsia="Times New Roman" w:cs="Times New Roman"/>
                 <w:b/>
                 <w:i w:val="0"/>
                 <w:sz w:val="26"/>
@@ -1275,10 +1707,15 @@
               <w:spacing w:line="360" w:lineRule="auto" w:after="40"/>
               <w:jc w:val="left"/>
             </w:pPr>
-            <w:r/>
-            <w:r>
-              <w:rPr>
-                <w:rFonts w:ascii="Times New Roman" w:hAnsi="Times New Roman" w:eastAsia="Times New Roman"/>
+            <w:r>
+              <w:rPr>
+                <w:rFonts w:ascii="Times New Roman" w:hAnsi="Times New Roman" w:cs="Times New Roman"/>
+                <w:sz w:val="26"/>
+              </w:rPr>
+            </w:r>
+            <w:r>
+              <w:rPr>
+                <w:rFonts w:ascii="Times New Roman" w:hAnsi="Times New Roman" w:eastAsia="Times New Roman" w:cs="Times New Roman"/>
                 <w:b w:val="0"/>
                 <w:i w:val="0"/>
                 <w:sz w:val="26"/>
@@ -1293,7 +1730,7 @@
             </w:pPr>
             <w:r>
               <w:rPr>
-                <w:rFonts w:ascii="Times New Roman" w:hAnsi="Times New Roman" w:eastAsia="Times New Roman"/>
+                <w:rFonts w:ascii="Times New Roman" w:hAnsi="Times New Roman" w:eastAsia="Times New Roman" w:cs="Times New Roman"/>
                 <w:b w:val="0"/>
                 <w:i w:val="0"/>
                 <w:sz w:val="26"/>
@@ -1308,7 +1745,7 @@
             </w:pPr>
             <w:r>
               <w:rPr>
-                <w:rFonts w:ascii="Times New Roman" w:hAnsi="Times New Roman" w:eastAsia="Times New Roman"/>
+                <w:rFonts w:ascii="Times New Roman" w:hAnsi="Times New Roman" w:eastAsia="Times New Roman" w:cs="Times New Roman"/>
                 <w:b w:val="0"/>
                 <w:i w:val="0"/>
                 <w:sz w:val="26"/>
@@ -1323,7 +1760,7 @@
             </w:pPr>
             <w:r>
               <w:rPr>
-                <w:rFonts w:ascii="Times New Roman" w:hAnsi="Times New Roman" w:eastAsia="Times New Roman"/>
+                <w:rFonts w:ascii="Times New Roman" w:hAnsi="Times New Roman" w:eastAsia="Times New Roman" w:cs="Times New Roman"/>
                 <w:b w:val="0"/>
                 <w:i w:val="0"/>
                 <w:sz w:val="26"/>
@@ -1338,7 +1775,7 @@
             </w:pPr>
             <w:r>
               <w:rPr>
-                <w:rFonts w:ascii="Times New Roman" w:hAnsi="Times New Roman" w:eastAsia="Times New Roman"/>
+                <w:rFonts w:ascii="Times New Roman" w:hAnsi="Times New Roman" w:eastAsia="Times New Roman" w:cs="Times New Roman"/>
                 <w:b w:val="0"/>
                 <w:i w:val="0"/>
                 <w:sz w:val="26"/>
@@ -1353,7 +1790,7 @@
             </w:pPr>
             <w:r>
               <w:rPr>
-                <w:rFonts w:ascii="Times New Roman" w:hAnsi="Times New Roman" w:eastAsia="Times New Roman"/>
+                <w:rFonts w:ascii="Times New Roman" w:hAnsi="Times New Roman" w:eastAsia="Times New Roman" w:cs="Times New Roman"/>
                 <w:b w:val="0"/>
                 <w:i w:val="0"/>
                 <w:sz w:val="26"/>
@@ -1377,10 +1814,15 @@
               <w:spacing w:line="360" w:lineRule="auto" w:after="40"/>
               <w:jc w:val="left"/>
             </w:pPr>
-            <w:r/>
-            <w:r>
-              <w:rPr>
-                <w:rFonts w:ascii="Times New Roman" w:hAnsi="Times New Roman" w:eastAsia="Times New Roman"/>
+            <w:r>
+              <w:rPr>
+                <w:rFonts w:ascii="Times New Roman" w:hAnsi="Times New Roman" w:cs="Times New Roman"/>
+                <w:sz w:val="26"/>
+              </w:rPr>
+            </w:r>
+            <w:r>
+              <w:rPr>
+                <w:rFonts w:ascii="Times New Roman" w:hAnsi="Times New Roman" w:eastAsia="Times New Roman" w:cs="Times New Roman"/>
                 <w:b w:val="0"/>
                 <w:i w:val="0"/>
                 <w:sz w:val="26"/>
@@ -1395,7 +1837,7 @@
             </w:pPr>
             <w:r>
               <w:rPr>
-                <w:rFonts w:ascii="Times New Roman" w:hAnsi="Times New Roman" w:eastAsia="Times New Roman"/>
+                <w:rFonts w:ascii="Times New Roman" w:hAnsi="Times New Roman" w:eastAsia="Times New Roman" w:cs="Times New Roman"/>
                 <w:b w:val="0"/>
                 <w:i w:val="0"/>
                 <w:sz w:val="26"/>
@@ -1419,7 +1861,7 @@
       </w:pPr>
       <w:r>
         <w:rPr>
-          <w:rFonts w:ascii="Times New Roman" w:hAnsi="Times New Roman" w:eastAsia="Times New Roman"/>
+          <w:rFonts w:ascii="Times New Roman" w:hAnsi="Times New Roman" w:eastAsia="Times New Roman" w:cs="Times New Roman"/>
           <w:b/>
           <w:i w:val="0"/>
           <w:sz w:val="26"/>
@@ -1434,7 +1876,7 @@
       </w:pPr>
       <w:r>
         <w:rPr>
-          <w:rFonts w:ascii="Times New Roman" w:hAnsi="Times New Roman" w:eastAsia="Times New Roman"/>
+          <w:rFonts w:ascii="Times New Roman" w:hAnsi="Times New Roman" w:eastAsia="Times New Roman" w:cs="Times New Roman"/>
           <w:b/>
           <w:i/>
           <w:sz w:val="26"/>
@@ -1449,7 +1891,7 @@
       </w:pPr>
       <w:r>
         <w:rPr>
-          <w:rFonts w:ascii="Times New Roman" w:hAnsi="Times New Roman" w:eastAsia="Times New Roman"/>
+          <w:rFonts w:ascii="Times New Roman" w:hAnsi="Times New Roman" w:eastAsia="Times New Roman" w:cs="Times New Roman"/>
           <w:b w:val="0"/>
           <w:i w:val="0"/>
           <w:sz w:val="26"/>
@@ -1497,10 +1939,15 @@
               <w:spacing w:line="360" w:lineRule="auto" w:after="40"/>
               <w:jc w:val="center"/>
             </w:pPr>
-            <w:r/>
-            <w:r>
-              <w:rPr>
-                <w:rFonts w:ascii="Times New Roman" w:hAnsi="Times New Roman" w:eastAsia="Times New Roman"/>
+            <w:r>
+              <w:rPr>
+                <w:rFonts w:ascii="Times New Roman" w:hAnsi="Times New Roman" w:cs="Times New Roman"/>
+                <w:sz w:val="26"/>
+              </w:rPr>
+            </w:r>
+            <w:r>
+              <w:rPr>
+                <w:rFonts w:ascii="Times New Roman" w:hAnsi="Times New Roman" w:eastAsia="Times New Roman" w:cs="Times New Roman"/>
                 <w:b/>
                 <w:i w:val="0"/>
                 <w:sz w:val="26"/>
@@ -1524,10 +1971,15 @@
               <w:spacing w:line="360" w:lineRule="auto" w:after="40"/>
               <w:jc w:val="center"/>
             </w:pPr>
-            <w:r/>
-            <w:r>
-              <w:rPr>
-                <w:rFonts w:ascii="Times New Roman" w:hAnsi="Times New Roman" w:eastAsia="Times New Roman"/>
+            <w:r>
+              <w:rPr>
+                <w:rFonts w:ascii="Times New Roman" w:hAnsi="Times New Roman" w:cs="Times New Roman"/>
+                <w:sz w:val="26"/>
+              </w:rPr>
+            </w:r>
+            <w:r>
+              <w:rPr>
+                <w:rFonts w:ascii="Times New Roman" w:hAnsi="Times New Roman" w:eastAsia="Times New Roman" w:cs="Times New Roman"/>
                 <w:b/>
                 <w:i w:val="0"/>
                 <w:sz w:val="26"/>
@@ -1551,10 +2003,15 @@
               <w:spacing w:line="360" w:lineRule="auto" w:after="40"/>
               <w:jc w:val="center"/>
             </w:pPr>
-            <w:r/>
-            <w:r>
-              <w:rPr>
-                <w:rFonts w:ascii="Times New Roman" w:hAnsi="Times New Roman" w:eastAsia="Times New Roman"/>
+            <w:r>
+              <w:rPr>
+                <w:rFonts w:ascii="Times New Roman" w:hAnsi="Times New Roman" w:cs="Times New Roman"/>
+                <w:sz w:val="26"/>
+              </w:rPr>
+            </w:r>
+            <w:r>
+              <w:rPr>
+                <w:rFonts w:ascii="Times New Roman" w:hAnsi="Times New Roman" w:eastAsia="Times New Roman" w:cs="Times New Roman"/>
                 <w:b/>
                 <w:i w:val="0"/>
                 <w:sz w:val="26"/>
@@ -1580,10 +2037,15 @@
               <w:spacing w:line="360" w:lineRule="auto" w:after="40"/>
               <w:jc w:val="center"/>
             </w:pPr>
-            <w:r/>
-            <w:r>
-              <w:rPr>
-                <w:rFonts w:ascii="Times New Roman" w:hAnsi="Times New Roman" w:eastAsia="Times New Roman"/>
+            <w:r>
+              <w:rPr>
+                <w:rFonts w:ascii="Times New Roman" w:hAnsi="Times New Roman" w:cs="Times New Roman"/>
+                <w:sz w:val="26"/>
+              </w:rPr>
+            </w:r>
+            <w:r>
+              <w:rPr>
+                <w:rFonts w:ascii="Times New Roman" w:hAnsi="Times New Roman" w:eastAsia="Times New Roman" w:cs="Times New Roman"/>
                 <w:b w:val="0"/>
                 <w:i/>
                 <w:sz w:val="26"/>
@@ -1607,10 +2069,15 @@
               <w:spacing w:line="360" w:lineRule="auto" w:after="40"/>
               <w:jc w:val="center"/>
             </w:pPr>
-            <w:r/>
-            <w:r>
-              <w:rPr>
-                <w:rFonts w:ascii="Times New Roman" w:hAnsi="Times New Roman" w:eastAsia="Times New Roman"/>
+            <w:r>
+              <w:rPr>
+                <w:rFonts w:ascii="Times New Roman" w:hAnsi="Times New Roman" w:cs="Times New Roman"/>
+                <w:sz w:val="26"/>
+              </w:rPr>
+            </w:r>
+            <w:r>
+              <w:rPr>
+                <w:rFonts w:ascii="Times New Roman" w:hAnsi="Times New Roman" w:eastAsia="Times New Roman" w:cs="Times New Roman"/>
                 <w:b w:val="0"/>
                 <w:i/>
                 <w:sz w:val="26"/>
@@ -1634,10 +2101,15 @@
               <w:spacing w:line="360" w:lineRule="auto" w:after="40"/>
               <w:jc w:val="center"/>
             </w:pPr>
-            <w:r/>
-            <w:r>
-              <w:rPr>
-                <w:rFonts w:ascii="Times New Roman" w:hAnsi="Times New Roman" w:eastAsia="Times New Roman"/>
+            <w:r>
+              <w:rPr>
+                <w:rFonts w:ascii="Times New Roman" w:hAnsi="Times New Roman" w:cs="Times New Roman"/>
+                <w:sz w:val="26"/>
+              </w:rPr>
+            </w:r>
+            <w:r>
+              <w:rPr>
+                <w:rFonts w:ascii="Times New Roman" w:hAnsi="Times New Roman" w:eastAsia="Times New Roman" w:cs="Times New Roman"/>
                 <w:b w:val="0"/>
                 <w:i/>
                 <w:sz w:val="26"/>
@@ -1663,10 +2135,15 @@
               <w:spacing w:line="360" w:lineRule="auto" w:after="40"/>
               <w:jc w:val="center"/>
             </w:pPr>
-            <w:r/>
-            <w:r>
-              <w:rPr>
-                <w:rFonts w:ascii="Times New Roman" w:hAnsi="Times New Roman" w:eastAsia="Times New Roman"/>
+            <w:r>
+              <w:rPr>
+                <w:rFonts w:ascii="Times New Roman" w:hAnsi="Times New Roman" w:cs="Times New Roman"/>
+                <w:sz w:val="26"/>
+              </w:rPr>
+            </w:r>
+            <w:r>
+              <w:rPr>
+                <w:rFonts w:ascii="Times New Roman" w:hAnsi="Times New Roman" w:eastAsia="Times New Roman" w:cs="Times New Roman"/>
                 <w:b w:val="0"/>
                 <w:i w:val="0"/>
                 <w:sz w:val="26"/>
@@ -1680,7 +2157,7 @@
             </w:pPr>
             <w:r>
               <w:rPr>
-                <w:rFonts w:ascii="Times New Roman" w:hAnsi="Times New Roman" w:eastAsia="Times New Roman"/>
+                <w:rFonts w:ascii="Times New Roman" w:hAnsi="Times New Roman" w:eastAsia="Times New Roman" w:cs="Times New Roman"/>
                 <w:b w:val="0"/>
                 <w:i w:val="0"/>
                 <w:sz w:val="26"/>
@@ -1694,7 +2171,7 @@
             </w:pPr>
             <w:r>
               <w:rPr>
-                <w:rFonts w:ascii="Times New Roman" w:hAnsi="Times New Roman" w:eastAsia="Times New Roman"/>
+                <w:rFonts w:ascii="Times New Roman" w:hAnsi="Times New Roman" w:eastAsia="Times New Roman" w:cs="Times New Roman"/>
                 <w:b w:val="0"/>
                 <w:i w:val="0"/>
                 <w:sz w:val="26"/>
@@ -1708,7 +2185,7 @@
             </w:pPr>
             <w:r>
               <w:rPr>
-                <w:rFonts w:ascii="Times New Roman" w:hAnsi="Times New Roman" w:eastAsia="Times New Roman"/>
+                <w:rFonts w:ascii="Times New Roman" w:hAnsi="Times New Roman" w:eastAsia="Times New Roman" w:cs="Times New Roman"/>
                 <w:b w:val="0"/>
                 <w:i w:val="0"/>
                 <w:sz w:val="26"/>
@@ -1731,10 +2208,15 @@
               <w:spacing w:line="360" w:lineRule="auto" w:after="40"/>
               <w:jc w:val="center"/>
             </w:pPr>
-            <w:r/>
-            <w:r>
-              <w:rPr>
-                <w:rFonts w:ascii="Times New Roman" w:hAnsi="Times New Roman" w:eastAsia="Times New Roman"/>
+            <w:r>
+              <w:rPr>
+                <w:rFonts w:ascii="Times New Roman" w:hAnsi="Times New Roman" w:cs="Times New Roman"/>
+                <w:sz w:val="26"/>
+              </w:rPr>
+            </w:r>
+            <w:r>
+              <w:rPr>
+                <w:rFonts w:ascii="Times New Roman" w:hAnsi="Times New Roman" w:eastAsia="Times New Roman" w:cs="Times New Roman"/>
                 <w:b w:val="0"/>
                 <w:i w:val="0"/>
                 <w:sz w:val="26"/>
@@ -1748,7 +2230,7 @@
             </w:pPr>
             <w:r>
               <w:rPr>
-                <w:rFonts w:ascii="Times New Roman" w:hAnsi="Times New Roman" w:eastAsia="Times New Roman"/>
+                <w:rFonts w:ascii="Times New Roman" w:hAnsi="Times New Roman" w:eastAsia="Times New Roman" w:cs="Times New Roman"/>
                 <w:b w:val="0"/>
                 <w:i w:val="0"/>
                 <w:sz w:val="26"/>
@@ -1762,7 +2244,7 @@
             </w:pPr>
             <w:r>
               <w:rPr>
-                <w:rFonts w:ascii="Times New Roman" w:hAnsi="Times New Roman" w:eastAsia="Times New Roman"/>
+                <w:rFonts w:ascii="Times New Roman" w:hAnsi="Times New Roman" w:eastAsia="Times New Roman" w:cs="Times New Roman"/>
                 <w:b w:val="0"/>
                 <w:i w:val="0"/>
                 <w:sz w:val="26"/>
@@ -1776,7 +2258,7 @@
             </w:pPr>
             <w:r>
               <w:rPr>
-                <w:rFonts w:ascii="Times New Roman" w:hAnsi="Times New Roman" w:eastAsia="Times New Roman"/>
+                <w:rFonts w:ascii="Times New Roman" w:hAnsi="Times New Roman" w:eastAsia="Times New Roman" w:cs="Times New Roman"/>
                 <w:b w:val="0"/>
                 <w:i w:val="0"/>
                 <w:sz w:val="26"/>
@@ -1805,10 +2287,15 @@
               <w:spacing w:line="360" w:lineRule="auto" w:after="40"/>
               <w:jc w:val="center"/>
             </w:pPr>
-            <w:r/>
-            <w:r>
-              <w:rPr>
-                <w:rFonts w:ascii="Times New Roman" w:hAnsi="Times New Roman" w:eastAsia="Times New Roman"/>
+            <w:r>
+              <w:rPr>
+                <w:rFonts w:ascii="Times New Roman" w:hAnsi="Times New Roman" w:cs="Times New Roman"/>
+                <w:sz w:val="26"/>
+              </w:rPr>
+            </w:r>
+            <w:r>
+              <w:rPr>
+                <w:rFonts w:ascii="Times New Roman" w:hAnsi="Times New Roman" w:eastAsia="Times New Roman" w:cs="Times New Roman"/>
                 <w:b/>
                 <w:i w:val="0"/>
                 <w:sz w:val="26"/>
@@ -1822,7 +2309,7 @@
             </w:pPr>
             <w:r>
               <w:rPr>
-                <w:rFonts w:ascii="Times New Roman" w:hAnsi="Times New Roman" w:eastAsia="Times New Roman"/>
+                <w:rFonts w:ascii="Times New Roman" w:hAnsi="Times New Roman" w:eastAsia="Times New Roman" w:cs="Times New Roman"/>
                 <w:b/>
                 <w:i w:val="0"/>
                 <w:sz w:val="26"/>
@@ -1836,7 +2323,7 @@
             </w:pPr>
             <w:r>
               <w:rPr>
-                <w:rFonts w:ascii="Times New Roman" w:hAnsi="Times New Roman" w:eastAsia="Times New Roman"/>
+                <w:rFonts w:ascii="Times New Roman" w:hAnsi="Times New Roman" w:eastAsia="Times New Roman" w:cs="Times New Roman"/>
                 <w:b/>
                 <w:i w:val="0"/>
                 <w:sz w:val="26"/>
@@ -1850,7 +2337,7 @@
             </w:pPr>
             <w:r>
               <w:rPr>
-                <w:rFonts w:ascii="Times New Roman" w:hAnsi="Times New Roman" w:eastAsia="Times New Roman"/>
+                <w:rFonts w:ascii="Times New Roman" w:hAnsi="Times New Roman" w:eastAsia="Times New Roman" w:cs="Times New Roman"/>
                 <w:b/>
                 <w:i w:val="0"/>
                 <w:sz w:val="26"/>

--- a/KHBD_Tin_học/Lớp_5/Tuần_08/KHBD_Tin_hoc_Lớp_5_Tiet08_Bai_4_Cay_thu_muc_Tiet_2.docx
+++ b/KHBD_Tin_học/Lớp_5/Tuần_08/KHBD_Tin_hoc_Lớp_5_Tiet08_Bai_4_Cay_thu_muc_Tiet_2.docx
@@ -436,18 +436,29 @@
     </w:p>
     <w:p>
       <w:pPr>
-        <w:spacing w:line="319" w:lineRule="auto" w:after="60" w:before="0"/>
-        <w:ind w:firstLine="0" w:left="850"/>
+        <w:spacing w:line="276" w:lineRule="auto" w:after="0" w:before="0"/>
+        <w:ind w:left="850" w:firstLine="0"/>
         <w:jc w:val="both"/>
       </w:pPr>
       <w:r>
         <w:rPr>
-          <w:rFonts w:ascii="Times New Roman" w:hAnsi="Times New Roman" w:eastAsia="Times New Roman" w:cs="Times New Roman"/>
-          <w:b w:val="0"/>
-          <w:i w:val="0"/>
+          <w:rFonts w:ascii="Times New Roman" w:hAnsi="Times New Roman" w:cs="Times New Roman"/>
           <w:sz w:val="26"/>
         </w:rPr>
-        <w:t>- Miền V. Giải quyết vấn đề (thành tố 5.3. Sử dụng sáng tạo công nghệ số – Bậc 2): Sử dụng công cụ số để giải quyết vấn đề đơn giản trong bài học. (Đạt được thông qua Hoạt động 2, Hoạt động 3)</w:t>
+        <w:t>- 1.3.CB2a: Xác định được cách tổ chức, lưu trữ và truy xuất dữ liệu, thông tin và nội dung một cách đơn giản trong môi trường số. (Tổ chức, lưu trữ, đổi tên và sắp xếp dữ liệu, tệp tin và thư mục khoa học). (Đạt được thông qua Hoạt động 2, Hoạt động 3)</w:t>
+      </w:r>
+    </w:p>
+    <w:p>
+      <w:pPr>
+        <w:spacing w:after="0" w:line="276" w:lineRule="auto"/>
+        <w:ind w:left="850" w:firstLine="0"/>
+      </w:pPr>
+      <w:r>
+        <w:rPr>
+          <w:rFonts w:ascii="Times New Roman" w:hAnsi="Times New Roman" w:cs="Times New Roman"/>
+          <w:sz w:val="26"/>
+        </w:rPr>
+        <w:t>- 1.1.CB2c: Tìm được cách truy cập những dữ liệu, thông tin và nội dung này cũng như điều hướng giữa chúng. (Nhận diện, tìm kiếm và truy xuất thông tin, dữ liệu trong môi trường máy tính). (Đạt được thông qua Hoạt động 1, Hoạt động 4)</w:t>
       </w:r>
     </w:p>
     <w:p>
